--- a/assets/cover_letter_WFU.docx
+++ b/assets/cover_letter_WFU.docx
@@ -4,27 +4,21 @@
   <w:body>
     <w:p>
       <w:pPr>
-        <w:jc w:val="center"/>
-        <w:rPr>
-          <w:rFonts w:ascii="Times New Roman" w:hAnsi="Times New Roman" w:cs="Times New Roman"/>
-          <w:b/>
-          <w:bCs/>
-          <w:u w:val="single"/>
+        <w:contextualSpacing/>
+        <w:rPr>
+          <w:rFonts w:ascii="Times New Roman" w:hAnsi="Times New Roman" w:cs="Times New Roman"/>
         </w:rPr>
       </w:pPr>
       <w:r>
         <w:rPr>
           <w:rFonts w:ascii="Times New Roman" w:hAnsi="Times New Roman" w:cs="Times New Roman"/>
-          <w:b/>
-          <w:bCs/>
-          <w:u w:val="single"/>
-        </w:rPr>
-        <w:t>Cover Letter</w:t>
+        </w:rPr>
+        <w:t>Shih-Ni Prim</w:t>
       </w:r>
     </w:p>
     <w:p>
       <w:pPr>
-        <w:jc w:val="center"/>
+        <w:contextualSpacing/>
         <w:rPr>
           <w:rFonts w:ascii="Times New Roman" w:hAnsi="Times New Roman" w:cs="Times New Roman"/>
         </w:rPr>
@@ -33,11 +27,26 @@
         <w:rPr>
           <w:rFonts w:ascii="Times New Roman" w:hAnsi="Times New Roman" w:cs="Times New Roman"/>
         </w:rPr>
-        <w:t>Shih-Ni Prim, North Carolina State University</w:t>
+        <w:t>North Carolina State University</w:t>
       </w:r>
     </w:p>
     <w:p>
       <w:pPr>
+        <w:contextualSpacing/>
+        <w:rPr>
+          <w:rFonts w:ascii="Times New Roman" w:hAnsi="Times New Roman" w:cs="Times New Roman"/>
+        </w:rPr>
+      </w:pPr>
+      <w:r>
+        <w:rPr>
+          <w:rFonts w:ascii="Times New Roman" w:hAnsi="Times New Roman" w:cs="Times New Roman"/>
+        </w:rPr>
+        <w:t>October 1, 2025</w:t>
+      </w:r>
+    </w:p>
+    <w:p>
+      <w:pPr>
+        <w:contextualSpacing/>
         <w:rPr>
           <w:rFonts w:ascii="Times New Roman" w:hAnsi="Times New Roman" w:cs="Times New Roman"/>
         </w:rPr>
@@ -45,6 +54,7 @@
     </w:p>
     <w:p>
       <w:pPr>
+        <w:contextualSpacing/>
         <w:rPr>
           <w:rFonts w:ascii="Times New Roman" w:hAnsi="Times New Roman" w:cs="Times New Roman"/>
         </w:rPr>
@@ -53,48 +63,18 @@
         <w:rPr>
           <w:rFonts w:ascii="Times New Roman" w:hAnsi="Times New Roman" w:cs="Times New Roman"/>
         </w:rPr>
-        <w:tab/>
-        <w:t>After completing my PhD in musicology in 2016, I was fortunate to become an adjunct assistant professor at WFU and taught MUS 101, Introduction to Western Music, in Fall 2017. The experience of designing and teaching a course as a sole instructor at such a vibrant liberal arts college was engaging and joyful.</w:t>
-      </w:r>
-      <w:r>
-        <w:rPr>
-          <w:rFonts w:ascii="Times New Roman" w:hAnsi="Times New Roman" w:cs="Times New Roman"/>
-        </w:rPr>
-        <w:t xml:space="preserve"> I loved teaching on a campus where education for undergraduate students is the focus and students are viewed as colleagues.</w:t>
-      </w:r>
-      <w:r>
-        <w:rPr>
-          <w:rFonts w:ascii="Times New Roman" w:hAnsi="Times New Roman" w:cs="Times New Roman"/>
-        </w:rPr>
-        <w:t xml:space="preserve"> Without full-time employment opportunities in musicology, I went back to school and pursued a master’s degree in statistics and then a PhD. N</w:t>
-      </w:r>
-      <w:r>
-        <w:rPr>
-          <w:rFonts w:ascii="Times New Roman" w:hAnsi="Times New Roman" w:cs="Times New Roman"/>
-        </w:rPr>
-        <w:t>ow n</w:t>
-      </w:r>
-      <w:r>
-        <w:rPr>
-          <w:rFonts w:ascii="Times New Roman" w:hAnsi="Times New Roman" w:cs="Times New Roman"/>
-        </w:rPr>
-        <w:t xml:space="preserve">earing the end of my PhD in statistics, I am beyond excited to see the opening of tenure track positions at WFU. I remain convinced that the specific fields—music history or statistics—are a means to promote critical thinking, and I am ready to </w:t>
-      </w:r>
-      <w:r>
-        <w:rPr>
-          <w:rFonts w:ascii="Times New Roman" w:hAnsi="Times New Roman" w:cs="Times New Roman"/>
-        </w:rPr>
-        <w:t>again teach at a liberal arts colleges such as</w:t>
-      </w:r>
-      <w:r>
-        <w:rPr>
-          <w:rFonts w:ascii="Times New Roman" w:hAnsi="Times New Roman" w:cs="Times New Roman"/>
-        </w:rPr>
-        <w:t xml:space="preserve"> WFU.</w:t>
+        <w:t>Emily Huang</w:t>
+      </w:r>
+      <w:r>
+        <w:rPr>
+          <w:rFonts w:ascii="Times New Roman" w:hAnsi="Times New Roman" w:cs="Times New Roman"/>
+        </w:rPr>
+        <w:t xml:space="preserve"> and the Search Committee</w:t>
       </w:r>
     </w:p>
     <w:p>
       <w:pPr>
+        <w:contextualSpacing/>
         <w:rPr>
           <w:rFonts w:ascii="Times New Roman" w:hAnsi="Times New Roman" w:cs="Times New Roman"/>
         </w:rPr>
@@ -103,29 +83,12 @@
         <w:rPr>
           <w:rFonts w:ascii="Times New Roman" w:hAnsi="Times New Roman" w:cs="Times New Roman"/>
         </w:rPr>
-        <w:tab/>
-      </w:r>
-      <w:r>
-        <w:rPr>
-          <w:rFonts w:ascii="Times New Roman" w:hAnsi="Times New Roman" w:cs="Times New Roman"/>
-        </w:rPr>
-        <w:t xml:space="preserve">During my PhD study, I take full advantage of the wide range of faculty expertise offered by my department at NC State University and work on three projects in different directions. My first project, with Brian Reich, is about Bayesian, spatial, and causal inference; we developed a fully Bayesian, spectral method to account for unmeasured spatial confounding and provide unbiased effect estimates for multiple exposures and multiple outcomes. My second project started with a summer internship at the Lawrence Livermore National Laboratory and concerns surrogate modeling for computer experiments. With Kevin Quinlan (LLNL) and Annie Booth (Virginia Tech), I developed an active learning method to use Gaussian processes to efficiently find sampling points to locate the optimal design for multiple contours from multiple computer experiments. After two projects motivated by applications, I turned to fundamentals to work on using Inferential Models (IM) for decision theory with Ryan Martin and Jonathan Williams. Using possibility measures, IM incorporates imprecision and provides validity guarantee. The three </w:t>
-      </w:r>
-      <w:r>
-        <w:rPr>
-          <w:rFonts w:ascii="Times New Roman" w:hAnsi="Times New Roman" w:cs="Times New Roman"/>
-        </w:rPr>
-        <w:t>projects provide breadth in thinking and</w:t>
-      </w:r>
-      <w:r>
-        <w:rPr>
-          <w:rFonts w:ascii="Times New Roman" w:hAnsi="Times New Roman" w:cs="Times New Roman"/>
-        </w:rPr>
-        <w:t xml:space="preserve"> wide opportunities for collaboration. </w:t>
+        <w:t xml:space="preserve">Department of Statistical Sciences </w:t>
       </w:r>
     </w:p>
     <w:p>
       <w:pPr>
+        <w:contextualSpacing/>
         <w:rPr>
           <w:rFonts w:ascii="Times New Roman" w:hAnsi="Times New Roman" w:cs="Times New Roman"/>
         </w:rPr>
@@ -134,37 +97,7 @@
         <w:rPr>
           <w:rFonts w:ascii="Times New Roman" w:hAnsi="Times New Roman" w:cs="Times New Roman"/>
         </w:rPr>
-        <w:tab/>
-      </w:r>
-      <w:r>
-        <w:rPr>
-          <w:rFonts w:ascii="Times New Roman" w:hAnsi="Times New Roman" w:cs="Times New Roman"/>
-        </w:rPr>
-        <w:t xml:space="preserve">Although I have not been a sole instructor for statistics courses, in Summer 2025 I advised six undergraduate students from NC State and two high school students from NC School of Science and Mathematics on data science projects. The one-on-one advising experience provides me with a sneak peek of how to mentor and guide more junior researchers. </w:t>
-      </w:r>
-      <w:r>
-        <w:rPr>
-          <w:rFonts w:ascii="Times New Roman" w:hAnsi="Times New Roman" w:cs="Times New Roman"/>
-        </w:rPr>
-        <w:t xml:space="preserve">With my classroom teaching in music history and advising experience in statistics, I am eager to </w:t>
-      </w:r>
-      <w:r>
-        <w:rPr>
-          <w:rFonts w:ascii="Times New Roman" w:hAnsi="Times New Roman" w:cs="Times New Roman"/>
-        </w:rPr>
-        <w:t xml:space="preserve">teach again </w:t>
-      </w:r>
-      <w:r>
-        <w:rPr>
-          <w:rFonts w:ascii="Times New Roman" w:hAnsi="Times New Roman" w:cs="Times New Roman"/>
-        </w:rPr>
-        <w:t>at WFU.</w:t>
-      </w:r>
-      <w:r>
-        <w:rPr>
-          <w:rFonts w:ascii="Times New Roman" w:hAnsi="Times New Roman" w:cs="Times New Roman"/>
-        </w:rPr>
-        <w:t xml:space="preserve"> </w:t>
+        <w:t>Wake Forest University</w:t>
       </w:r>
     </w:p>
     <w:p>
@@ -173,17 +106,105 @@
           <w:rFonts w:ascii="Times New Roman" w:hAnsi="Times New Roman" w:cs="Times New Roman"/>
         </w:rPr>
       </w:pPr>
-      <w:r>
-        <w:rPr>
-          <w:rFonts w:ascii="Times New Roman" w:hAnsi="Times New Roman" w:cs="Times New Roman"/>
-        </w:rPr>
-        <w:t>Having lived in Winston-Salem for 10 years, every visit feels like homecoming. I truly hope to have an opportunity to discuss what I can offer to the department.</w:t>
-      </w:r>
-      <w:r>
-        <w:rPr>
-          <w:rFonts w:ascii="Times New Roman" w:hAnsi="Times New Roman" w:cs="Times New Roman"/>
-        </w:rPr>
-        <w:t xml:space="preserve"> If given the opportunity to work at WFU,</w:t>
+    </w:p>
+    <w:p>
+      <w:pPr>
+        <w:rPr>
+          <w:rFonts w:ascii="Times New Roman" w:hAnsi="Times New Roman" w:cs="Times New Roman"/>
+        </w:rPr>
+      </w:pPr>
+      <w:r>
+        <w:rPr>
+          <w:rFonts w:ascii="Times New Roman" w:hAnsi="Times New Roman" w:cs="Times New Roman"/>
+        </w:rPr>
+        <w:t>Dear Search Committee,</w:t>
+      </w:r>
+    </w:p>
+    <w:p>
+      <w:pPr>
+        <w:rPr>
+          <w:rFonts w:ascii="Times New Roman" w:hAnsi="Times New Roman" w:cs="Times New Roman"/>
+        </w:rPr>
+      </w:pPr>
+      <w:r>
+        <w:rPr>
+          <w:rFonts w:ascii="Times New Roman" w:hAnsi="Times New Roman" w:cs="Times New Roman"/>
+        </w:rPr>
+        <w:tab/>
+        <w:t>After completing my PhD in musicology in 2016, I was fortunate to become an adjunct assistant professor at WFU and taught MUS 101, Introduction to Western Music, in Fall 2017. The experience of designing and teaching a course at such a vibrant liberal arts college was engaging and joyful.</w:t>
+      </w:r>
+      <w:r>
+        <w:rPr>
+          <w:rFonts w:ascii="Times New Roman" w:hAnsi="Times New Roman" w:cs="Times New Roman"/>
+        </w:rPr>
+        <w:t xml:space="preserve"> I loved teaching on a campus where education for undergraduate students is the focus and students are viewed as colleagues.</w:t>
+      </w:r>
+      <w:r>
+        <w:rPr>
+          <w:rFonts w:ascii="Times New Roman" w:hAnsi="Times New Roman" w:cs="Times New Roman"/>
+        </w:rPr>
+        <w:t xml:space="preserve"> Without full-time employment opportunities in musicology, I went back to school and pursued a master’s degree in statistics and then a PhD. N</w:t>
+      </w:r>
+      <w:r>
+        <w:rPr>
+          <w:rFonts w:ascii="Times New Roman" w:hAnsi="Times New Roman" w:cs="Times New Roman"/>
+        </w:rPr>
+        <w:t>ow n</w:t>
+      </w:r>
+      <w:r>
+        <w:rPr>
+          <w:rFonts w:ascii="Times New Roman" w:hAnsi="Times New Roman" w:cs="Times New Roman"/>
+        </w:rPr>
+        <w:t xml:space="preserve">earing the end of my PhD in statistics, I am beyond excited to see the opening of tenure track positions at WFU. I am ready to </w:t>
+      </w:r>
+      <w:r>
+        <w:rPr>
+          <w:rFonts w:ascii="Times New Roman" w:hAnsi="Times New Roman" w:cs="Times New Roman"/>
+        </w:rPr>
+        <w:t>again teach at a liberal arts college such as</w:t>
+      </w:r>
+      <w:r>
+        <w:rPr>
+          <w:rFonts w:ascii="Times New Roman" w:hAnsi="Times New Roman" w:cs="Times New Roman"/>
+        </w:rPr>
+        <w:t xml:space="preserve"> WFU.</w:t>
+      </w:r>
+    </w:p>
+    <w:p>
+      <w:pPr>
+        <w:rPr>
+          <w:rFonts w:ascii="Times New Roman" w:hAnsi="Times New Roman" w:cs="Times New Roman"/>
+        </w:rPr>
+      </w:pPr>
+      <w:r>
+        <w:rPr>
+          <w:rFonts w:ascii="Times New Roman" w:hAnsi="Times New Roman" w:cs="Times New Roman"/>
+        </w:rPr>
+        <w:tab/>
+      </w:r>
+      <w:r>
+        <w:rPr>
+          <w:rFonts w:ascii="Times New Roman" w:hAnsi="Times New Roman" w:cs="Times New Roman"/>
+        </w:rPr>
+        <w:t>During my PhD study</w:t>
+      </w:r>
+      <w:r>
+        <w:rPr>
+          <w:rFonts w:ascii="Times New Roman" w:hAnsi="Times New Roman" w:cs="Times New Roman"/>
+        </w:rPr>
+        <w:t xml:space="preserve"> in statistics</w:t>
+      </w:r>
+      <w:r>
+        <w:rPr>
+          <w:rFonts w:ascii="Times New Roman" w:hAnsi="Times New Roman" w:cs="Times New Roman"/>
+        </w:rPr>
+        <w:t xml:space="preserve">, I take full advantage of the wide range of faculty expertise offered by my department at NC State University and work on three projects in different directions. My first project, with Brian Reich, is about spatial and causal inference; we developed a fully Bayesian, spectral method to account for unmeasured spatial confounding and provide unbiased effect estimates for multiple exposures and multiple outcomes. </w:t>
+      </w:r>
+      <w:r>
+        <w:rPr>
+          <w:rFonts w:ascii="Times New Roman" w:hAnsi="Times New Roman" w:cs="Times New Roman"/>
+        </w:rPr>
+        <w:t>Originated</w:t>
       </w:r>
       <w:r>
         <w:rPr>
@@ -195,37 +216,122 @@
         <w:rPr>
           <w:rFonts w:ascii="Times New Roman" w:hAnsi="Times New Roman" w:cs="Times New Roman"/>
         </w:rPr>
-        <w:t>I</w:t>
-      </w:r>
-      <w:r>
-        <w:rPr>
-          <w:rFonts w:ascii="Times New Roman" w:hAnsi="Times New Roman" w:cs="Times New Roman"/>
-        </w:rPr>
-        <w:t xml:space="preserve"> envision that I will seek to</w:t>
-      </w:r>
-      <w:r>
-        <w:rPr>
-          <w:rFonts w:ascii="Times New Roman" w:hAnsi="Times New Roman" w:cs="Times New Roman"/>
-        </w:rPr>
-        <w:t xml:space="preserve"> resume collaboration with medical doctors at the Wake Forest Baptist Medical Center, </w:t>
-      </w:r>
-      <w:r>
-        <w:rPr>
-          <w:rFonts w:ascii="Times New Roman" w:hAnsi="Times New Roman" w:cs="Times New Roman"/>
-        </w:rPr>
-        <w:t>build new collaboration with</w:t>
-      </w:r>
-      <w:r>
-        <w:rPr>
-          <w:rFonts w:ascii="Times New Roman" w:hAnsi="Times New Roman" w:cs="Times New Roman"/>
-        </w:rPr>
-        <w:t xml:space="preserve"> researchers at WFU</w:t>
-      </w:r>
-      <w:r>
-        <w:rPr>
-          <w:rFonts w:ascii="Times New Roman" w:hAnsi="Times New Roman" w:cs="Times New Roman"/>
-        </w:rPr>
-        <w:t>,</w:t>
+        <w:t>from</w:t>
+      </w:r>
+      <w:r>
+        <w:rPr>
+          <w:rFonts w:ascii="Times New Roman" w:hAnsi="Times New Roman" w:cs="Times New Roman"/>
+        </w:rPr>
+        <w:t xml:space="preserve"> a summer internship at the Lawrence Livermore National Laboratory</w:t>
+      </w:r>
+      <w:r>
+        <w:rPr>
+          <w:rFonts w:ascii="Times New Roman" w:hAnsi="Times New Roman" w:cs="Times New Roman"/>
+        </w:rPr>
+        <w:t>, my second project</w:t>
+      </w:r>
+      <w:r>
+        <w:rPr>
+          <w:rFonts w:ascii="Times New Roman" w:hAnsi="Times New Roman" w:cs="Times New Roman"/>
+        </w:rPr>
+        <w:t xml:space="preserve"> concerns surrogate modeling for computer experiments. With Kevin Quinlan (LLNL) and Annie Booth (Virginia Tech), I developed an active learning method to use Gaussian processes to efficiently find sampling points to locate the optimal design for contours from multiple computer experiments. After two projects motivated by applications, I turn to fundamentals </w:t>
+      </w:r>
+      <w:r>
+        <w:rPr>
+          <w:rFonts w:ascii="Times New Roman" w:hAnsi="Times New Roman" w:cs="Times New Roman"/>
+        </w:rPr>
+        <w:t xml:space="preserve">and apply </w:t>
+      </w:r>
+      <w:r>
+        <w:rPr>
+          <w:rFonts w:ascii="Times New Roman" w:hAnsi="Times New Roman" w:cs="Times New Roman"/>
+        </w:rPr>
+        <w:t xml:space="preserve">Inferential Models (IM) </w:t>
+      </w:r>
+      <w:r>
+        <w:rPr>
+          <w:rFonts w:ascii="Times New Roman" w:hAnsi="Times New Roman" w:cs="Times New Roman"/>
+        </w:rPr>
+        <w:t>to</w:t>
+      </w:r>
+      <w:r>
+        <w:rPr>
+          <w:rFonts w:ascii="Times New Roman" w:hAnsi="Times New Roman" w:cs="Times New Roman"/>
+        </w:rPr>
+        <w:t xml:space="preserve"> decision theory with Ryan Martin and Jonathan Williams. Using possibility measures, IM incorporates imprecision and provides validity guarantee. The </w:t>
+      </w:r>
+      <w:r>
+        <w:rPr>
+          <w:rFonts w:ascii="Times New Roman" w:hAnsi="Times New Roman" w:cs="Times New Roman"/>
+        </w:rPr>
+        <w:t>projects provide breadth in thinking and</w:t>
+      </w:r>
+      <w:r>
+        <w:rPr>
+          <w:rFonts w:ascii="Times New Roman" w:hAnsi="Times New Roman" w:cs="Times New Roman"/>
+        </w:rPr>
+        <w:t xml:space="preserve"> wide opportunities for collaboration. </w:t>
+      </w:r>
+    </w:p>
+    <w:p>
+      <w:pPr>
+        <w:rPr>
+          <w:rFonts w:ascii="Times New Roman" w:hAnsi="Times New Roman" w:cs="Times New Roman"/>
+        </w:rPr>
+      </w:pPr>
+      <w:r>
+        <w:rPr>
+          <w:rFonts w:ascii="Times New Roman" w:hAnsi="Times New Roman" w:cs="Times New Roman"/>
+        </w:rPr>
+        <w:tab/>
+      </w:r>
+      <w:r>
+        <w:rPr>
+          <w:rFonts w:ascii="Times New Roman" w:hAnsi="Times New Roman" w:cs="Times New Roman"/>
+        </w:rPr>
+        <w:t xml:space="preserve">Although I have </w:t>
+      </w:r>
+      <w:r>
+        <w:rPr>
+          <w:rFonts w:ascii="Times New Roman" w:hAnsi="Times New Roman" w:cs="Times New Roman"/>
+        </w:rPr>
+        <w:t>done classroom teaching in</w:t>
+      </w:r>
+      <w:r>
+        <w:rPr>
+          <w:rFonts w:ascii="Times New Roman" w:hAnsi="Times New Roman" w:cs="Times New Roman"/>
+        </w:rPr>
+        <w:t xml:space="preserve"> statistics courses, in Summer 2025 I advised six undergraduate students from NC State and two high school students from NC School of Science and Mathematics on data science projects. The one-on-one advising experience provides me with a sneak peek of how to mentor junior researchers. </w:t>
+      </w:r>
+      <w:r>
+        <w:rPr>
+          <w:rFonts w:ascii="Times New Roman" w:hAnsi="Times New Roman" w:cs="Times New Roman"/>
+        </w:rPr>
+        <w:t xml:space="preserve">With my classroom teaching in music history and advising experience in statistics, I am eager </w:t>
+      </w:r>
+      <w:r>
+        <w:rPr>
+          <w:rFonts w:ascii="Times New Roman" w:hAnsi="Times New Roman" w:cs="Times New Roman"/>
+        </w:rPr>
+        <w:t>work with undergraduate and graduate students at</w:t>
+      </w:r>
+      <w:r>
+        <w:rPr>
+          <w:rFonts w:ascii="Times New Roman" w:hAnsi="Times New Roman" w:cs="Times New Roman"/>
+        </w:rPr>
+        <w:t xml:space="preserve"> WFU</w:t>
+      </w:r>
+      <w:r>
+        <w:rPr>
+          <w:rFonts w:ascii="Times New Roman" w:hAnsi="Times New Roman" w:cs="Times New Roman"/>
+        </w:rPr>
+        <w:t>, guiding them in statistical research</w:t>
+      </w:r>
+      <w:r>
+        <w:rPr>
+          <w:rFonts w:ascii="Times New Roman" w:hAnsi="Times New Roman" w:cs="Times New Roman"/>
+        </w:rPr>
+        <w:t>.</w:t>
       </w:r>
       <w:r>
         <w:rPr>
@@ -233,30 +339,62 @@
         </w:rPr>
         <w:t xml:space="preserve"> </w:t>
       </w:r>
-      <w:r>
-        <w:rPr>
-          <w:rFonts w:ascii="Times New Roman" w:hAnsi="Times New Roman" w:cs="Times New Roman"/>
-        </w:rPr>
-        <w:t xml:space="preserve">maintain </w:t>
+    </w:p>
+    <w:p>
+      <w:pPr>
+        <w:ind w:firstLine="720"/>
+        <w:rPr>
+          <w:rFonts w:ascii="Times New Roman" w:hAnsi="Times New Roman" w:cs="Times New Roman"/>
+        </w:rPr>
+      </w:pPr>
+      <w:r>
+        <w:rPr>
+          <w:rFonts w:ascii="Times New Roman" w:hAnsi="Times New Roman" w:cs="Times New Roman"/>
+        </w:rPr>
+        <w:t xml:space="preserve">Having lived in Winston-Salem for 10 years, every visit feels like homecoming. I truly hope to have an opportunity to discuss </w:t>
+      </w:r>
+      <w:r>
+        <w:rPr>
+          <w:rFonts w:ascii="Times New Roman" w:hAnsi="Times New Roman" w:cs="Times New Roman"/>
+        </w:rPr>
+        <w:t xml:space="preserve">with you </w:t>
+      </w:r>
+      <w:r>
+        <w:rPr>
+          <w:rFonts w:ascii="Times New Roman" w:hAnsi="Times New Roman" w:cs="Times New Roman"/>
+        </w:rPr>
+        <w:t>what I can offer to the department.</w:t>
+      </w:r>
+      <w:r>
+        <w:rPr>
+          <w:rFonts w:ascii="Times New Roman" w:hAnsi="Times New Roman" w:cs="Times New Roman"/>
+        </w:rPr>
+        <w:t xml:space="preserve"> If given the </w:t>
       </w:r>
       <w:r>
         <w:rPr>
           <w:rFonts w:ascii="Times New Roman" w:hAnsi="Times New Roman" w:cs="Times New Roman"/>
         </w:rPr>
         <w:lastRenderedPageBreak/>
-        <w:t>collaboration with</w:t>
-      </w:r>
-      <w:r>
-        <w:rPr>
-          <w:rFonts w:ascii="Times New Roman" w:hAnsi="Times New Roman" w:cs="Times New Roman"/>
-        </w:rPr>
-        <w:t xml:space="preserve"> external institutions such as LLNL</w:t>
-      </w:r>
-      <w:r>
-        <w:rPr>
-          <w:rFonts w:ascii="Times New Roman" w:hAnsi="Times New Roman" w:cs="Times New Roman"/>
-        </w:rPr>
-        <w:t xml:space="preserve">, and </w:t>
+        <w:t>opportunity to work at WFU,</w:t>
+      </w:r>
+      <w:r>
+        <w:rPr>
+          <w:rFonts w:ascii="Times New Roman" w:hAnsi="Times New Roman" w:cs="Times New Roman"/>
+        </w:rPr>
+        <w:t xml:space="preserve"> I will seek to resume collaboration with medical doctors at the Wake Forest Baptist Medical Center, build new collaboration with </w:t>
+      </w:r>
+      <w:r>
+        <w:rPr>
+          <w:rFonts w:ascii="Times New Roman" w:hAnsi="Times New Roman" w:cs="Times New Roman"/>
+        </w:rPr>
+        <w:t>fellow statisticians</w:t>
+      </w:r>
+      <w:r>
+        <w:rPr>
+          <w:rFonts w:ascii="Times New Roman" w:hAnsi="Times New Roman" w:cs="Times New Roman"/>
+        </w:rPr>
+        <w:t xml:space="preserve">, maintain collaboration with external institutions such as LLNL, and </w:t>
       </w:r>
       <w:r>
         <w:rPr>
@@ -925,7 +1063,6 @@
   <w:style w:type="character" w:default="1" w:styleId="DefaultParagraphFont">
     <w:name w:val="Default Paragraph Font"/>
     <w:uiPriority w:val="1"/>
-    <w:semiHidden/>
     <w:unhideWhenUsed/>
   </w:style>
   <w:style w:type="table" w:default="1" w:styleId="TableNormal">
@@ -1238,6 +1375,47 @@
       <w:color w:val="0F4761" w:themeColor="accent1" w:themeShade="BF"/>
       <w:spacing w:val="5"/>
     </w:rPr>
+  </w:style>
+  <w:style w:type="character" w:styleId="Hyperlink">
+    <w:name w:val="Hyperlink"/>
+    <w:basedOn w:val="DefaultParagraphFont"/>
+    <w:uiPriority w:val="99"/>
+    <w:unhideWhenUsed/>
+    <w:rsid w:val="00BA5BAC"/>
+    <w:rPr>
+      <w:color w:val="467886" w:themeColor="hyperlink"/>
+      <w:u w:val="single"/>
+    </w:rPr>
+  </w:style>
+  <w:style w:type="character" w:styleId="UnresolvedMention">
+    <w:name w:val="Unresolved Mention"/>
+    <w:basedOn w:val="DefaultParagraphFont"/>
+    <w:uiPriority w:val="99"/>
+    <w:semiHidden/>
+    <w:unhideWhenUsed/>
+    <w:rsid w:val="00BA5BAC"/>
+    <w:rPr>
+      <w:color w:val="605E5C"/>
+      <w:shd w:val="clear" w:color="auto" w:fill="E1DFDD"/>
+    </w:rPr>
+  </w:style>
+  <w:style w:type="paragraph" w:styleId="Date">
+    <w:name w:val="Date"/>
+    <w:basedOn w:val="Normal"/>
+    <w:next w:val="Normal"/>
+    <w:link w:val="DateChar"/>
+    <w:uiPriority w:val="99"/>
+    <w:semiHidden/>
+    <w:unhideWhenUsed/>
+    <w:rsid w:val="00BA5BAC"/>
+  </w:style>
+  <w:style w:type="character" w:customStyle="1" w:styleId="DateChar">
+    <w:name w:val="Date Char"/>
+    <w:basedOn w:val="DefaultParagraphFont"/>
+    <w:link w:val="Date"/>
+    <w:uiPriority w:val="99"/>
+    <w:semiHidden/>
+    <w:rsid w:val="00BA5BAC"/>
   </w:style>
 </w:styles>
 </file>

--- a/assets/cover_letter_WFU.docx
+++ b/assets/cover_letter_WFU.docx
@@ -63,6 +63,12 @@
         <w:rPr>
           <w:rFonts w:ascii="Times New Roman" w:hAnsi="Times New Roman" w:cs="Times New Roman"/>
         </w:rPr>
+        <w:t xml:space="preserve">Professor </w:t>
+      </w:r>
+      <w:r>
+        <w:rPr>
+          <w:rFonts w:ascii="Times New Roman" w:hAnsi="Times New Roman" w:cs="Times New Roman"/>
+        </w:rPr>
         <w:t>Emily Huang</w:t>
       </w:r>
       <w:r>
@@ -131,7 +137,79 @@
           <w:rFonts w:ascii="Times New Roman" w:hAnsi="Times New Roman" w:cs="Times New Roman"/>
         </w:rPr>
         <w:tab/>
-        <w:t>After completing my PhD in musicology in 2016, I was fortunate to become an adjunct assistant professor at WFU and taught MUS 101, Introduction to Western Music, in Fall 2017. The experience of designing and teaching a course at such a vibrant liberal arts college was engaging and joyful.</w:t>
+        <w:t xml:space="preserve">After completing my PhD in musicology in 2016, I was fortunate to become an </w:t>
+      </w:r>
+      <w:r>
+        <w:rPr>
+          <w:rFonts w:ascii="Times New Roman" w:hAnsi="Times New Roman" w:cs="Times New Roman"/>
+        </w:rPr>
+        <w:t>A</w:t>
+      </w:r>
+      <w:r>
+        <w:rPr>
+          <w:rFonts w:ascii="Times New Roman" w:hAnsi="Times New Roman" w:cs="Times New Roman"/>
+        </w:rPr>
+        <w:t xml:space="preserve">djunct </w:t>
+      </w:r>
+      <w:r>
+        <w:rPr>
+          <w:rFonts w:ascii="Times New Roman" w:hAnsi="Times New Roman" w:cs="Times New Roman"/>
+        </w:rPr>
+        <w:t>A</w:t>
+      </w:r>
+      <w:r>
+        <w:rPr>
+          <w:rFonts w:ascii="Times New Roman" w:hAnsi="Times New Roman" w:cs="Times New Roman"/>
+        </w:rPr>
+        <w:t xml:space="preserve">ssistant </w:t>
+      </w:r>
+      <w:r>
+        <w:rPr>
+          <w:rFonts w:ascii="Times New Roman" w:hAnsi="Times New Roman" w:cs="Times New Roman"/>
+        </w:rPr>
+        <w:t>P</w:t>
+      </w:r>
+      <w:r>
+        <w:rPr>
+          <w:rFonts w:ascii="Times New Roman" w:hAnsi="Times New Roman" w:cs="Times New Roman"/>
+        </w:rPr>
+        <w:t>rofessor at</w:t>
+      </w:r>
+      <w:r>
+        <w:rPr>
+          <w:rFonts w:ascii="Times New Roman" w:hAnsi="Times New Roman" w:cs="Times New Roman"/>
+        </w:rPr>
+        <w:t xml:space="preserve"> Wake Forest University</w:t>
+      </w:r>
+      <w:r>
+        <w:rPr>
+          <w:rFonts w:ascii="Times New Roman" w:hAnsi="Times New Roman" w:cs="Times New Roman"/>
+        </w:rPr>
+        <w:t xml:space="preserve"> </w:t>
+      </w:r>
+      <w:r>
+        <w:rPr>
+          <w:rFonts w:ascii="Times New Roman" w:hAnsi="Times New Roman" w:cs="Times New Roman"/>
+        </w:rPr>
+        <w:t>(</w:t>
+      </w:r>
+      <w:r>
+        <w:rPr>
+          <w:rFonts w:ascii="Times New Roman" w:hAnsi="Times New Roman" w:cs="Times New Roman"/>
+        </w:rPr>
+        <w:t>WFU</w:t>
+      </w:r>
+      <w:r>
+        <w:rPr>
+          <w:rFonts w:ascii="Times New Roman" w:hAnsi="Times New Roman" w:cs="Times New Roman"/>
+        </w:rPr>
+        <w:t>)</w:t>
+      </w:r>
+      <w:r>
+        <w:rPr>
+          <w:rFonts w:ascii="Times New Roman" w:hAnsi="Times New Roman" w:cs="Times New Roman"/>
+        </w:rPr>
+        <w:t xml:space="preserve"> and taught MUS 101, Introduction to Western Music, in Fall 2017. The experience of designing and teaching a course at such a vibrant liberal arts college was engaging and joyful.</w:t>
       </w:r>
       <w:r>
         <w:rPr>
@@ -204,7 +282,13 @@
         <w:rPr>
           <w:rFonts w:ascii="Times New Roman" w:hAnsi="Times New Roman" w:cs="Times New Roman"/>
         </w:rPr>
-        <w:t>Originated</w:t>
+        <w:t>Originat</w:t>
+      </w:r>
+      <w:r>
+        <w:rPr>
+          <w:rFonts w:ascii="Times New Roman" w:hAnsi="Times New Roman" w:cs="Times New Roman"/>
+        </w:rPr>
+        <w:t>ing</w:t>
       </w:r>
       <w:r>
         <w:rPr>
@@ -258,7 +342,19 @@
         <w:rPr>
           <w:rFonts w:ascii="Times New Roman" w:hAnsi="Times New Roman" w:cs="Times New Roman"/>
         </w:rPr>
-        <w:t xml:space="preserve"> decision theory with Ryan Martin and Jonathan Williams. Using possibility measures, IM incorporates imprecision and provides validity guarantee. The </w:t>
+        <w:t xml:space="preserve"> decision theory with Ryan Martin and Jonathan Williams. Using possibility measures, IM incorporates imprecision and provides validity guarantee. The</w:t>
+      </w:r>
+      <w:r>
+        <w:rPr>
+          <w:rFonts w:ascii="Times New Roman" w:hAnsi="Times New Roman" w:cs="Times New Roman"/>
+        </w:rPr>
+        <w:t>se</w:t>
+      </w:r>
+      <w:r>
+        <w:rPr>
+          <w:rFonts w:ascii="Times New Roman" w:hAnsi="Times New Roman" w:cs="Times New Roman"/>
+        </w:rPr>
+        <w:t xml:space="preserve"> </w:t>
       </w:r>
       <w:r>
         <w:rPr>
@@ -289,19 +385,49 @@
         <w:rPr>
           <w:rFonts w:ascii="Times New Roman" w:hAnsi="Times New Roman" w:cs="Times New Roman"/>
         </w:rPr>
-        <w:t xml:space="preserve">Although I have </w:t>
-      </w:r>
-      <w:r>
-        <w:rPr>
-          <w:rFonts w:ascii="Times New Roman" w:hAnsi="Times New Roman" w:cs="Times New Roman"/>
-        </w:rPr>
-        <w:t>done classroom teaching in</w:t>
-      </w:r>
-      <w:r>
-        <w:rPr>
-          <w:rFonts w:ascii="Times New Roman" w:hAnsi="Times New Roman" w:cs="Times New Roman"/>
-        </w:rPr>
-        <w:t xml:space="preserve"> statistics courses, in Summer 2025 I advised six undergraduate students from NC State and two high school students from NC School of Science and Mathematics on data science projects. The one-on-one advising experience provides me with a sneak peek of how to mentor junior researchers. </w:t>
+        <w:t>Besides my teaching experience as a teaching assistant</w:t>
+      </w:r>
+      <w:r>
+        <w:rPr>
+          <w:rFonts w:ascii="Times New Roman" w:hAnsi="Times New Roman" w:cs="Times New Roman"/>
+        </w:rPr>
+        <w:t xml:space="preserve"> in</w:t>
+      </w:r>
+      <w:r>
+        <w:rPr>
+          <w:rFonts w:ascii="Times New Roman" w:hAnsi="Times New Roman" w:cs="Times New Roman"/>
+        </w:rPr>
+        <w:t xml:space="preserve"> two</w:t>
+      </w:r>
+      <w:r>
+        <w:rPr>
+          <w:rFonts w:ascii="Times New Roman" w:hAnsi="Times New Roman" w:cs="Times New Roman"/>
+        </w:rPr>
+        <w:t xml:space="preserve"> statistics courses, in Summer 2025 I advised six undergraduate students from NC State and two high school students from NC School of Science and Mathematics on data science projects. Th</w:t>
+      </w:r>
+      <w:r>
+        <w:rPr>
+          <w:rFonts w:ascii="Times New Roman" w:hAnsi="Times New Roman" w:cs="Times New Roman"/>
+        </w:rPr>
+        <w:t>is</w:t>
+      </w:r>
+      <w:r>
+        <w:rPr>
+          <w:rFonts w:ascii="Times New Roman" w:hAnsi="Times New Roman" w:cs="Times New Roman"/>
+        </w:rPr>
+        <w:t xml:space="preserve"> one-on-one advising experience provide</w:t>
+      </w:r>
+      <w:r>
+        <w:rPr>
+          <w:rFonts w:ascii="Times New Roman" w:hAnsi="Times New Roman" w:cs="Times New Roman"/>
+        </w:rPr>
+        <w:t>d</w:t>
+      </w:r>
+      <w:r>
+        <w:rPr>
+          <w:rFonts w:ascii="Times New Roman" w:hAnsi="Times New Roman" w:cs="Times New Roman"/>
+        </w:rPr>
+        <w:t xml:space="preserve"> me with a sneak peek of how to mentor junior researchers. </w:t>
       </w:r>
       <w:r>
         <w:rPr>
@@ -351,6 +477,7 @@
         <w:rPr>
           <w:rFonts w:ascii="Times New Roman" w:hAnsi="Times New Roman" w:cs="Times New Roman"/>
         </w:rPr>
+        <w:lastRenderedPageBreak/>
         <w:t xml:space="preserve">Having lived in Winston-Salem for 10 years, every visit feels like homecoming. I truly hope to have an opportunity to discuss </w:t>
       </w:r>
       <w:r>
@@ -369,20 +496,25 @@
         <w:rPr>
           <w:rFonts w:ascii="Times New Roman" w:hAnsi="Times New Roman" w:cs="Times New Roman"/>
         </w:rPr>
-        <w:t xml:space="preserve"> If given the </w:t>
-      </w:r>
-      <w:r>
-        <w:rPr>
-          <w:rFonts w:ascii="Times New Roman" w:hAnsi="Times New Roman" w:cs="Times New Roman"/>
-        </w:rPr>
-        <w:lastRenderedPageBreak/>
-        <w:t>opportunity to work at WFU,</w:t>
-      </w:r>
-      <w:r>
-        <w:rPr>
-          <w:rFonts w:ascii="Times New Roman" w:hAnsi="Times New Roman" w:cs="Times New Roman"/>
-        </w:rPr>
-        <w:t xml:space="preserve"> I will seek to resume collaboration with medical doctors at the Wake Forest Baptist Medical Center, build new collaboration with </w:t>
+        <w:t xml:space="preserve"> If given the opportunity to work at WFU,</w:t>
+      </w:r>
+      <w:r>
+        <w:rPr>
+          <w:rFonts w:ascii="Times New Roman" w:hAnsi="Times New Roman" w:cs="Times New Roman"/>
+        </w:rPr>
+        <w:t xml:space="preserve"> I will seek to resume collaboration with medical doctors at the Wake Forest Baptist Medical Center, build new collaboration</w:t>
+      </w:r>
+      <w:r>
+        <w:rPr>
+          <w:rFonts w:ascii="Times New Roman" w:hAnsi="Times New Roman" w:cs="Times New Roman"/>
+        </w:rPr>
+        <w:t>s</w:t>
+      </w:r>
+      <w:r>
+        <w:rPr>
+          <w:rFonts w:ascii="Times New Roman" w:hAnsi="Times New Roman" w:cs="Times New Roman"/>
+        </w:rPr>
+        <w:t xml:space="preserve"> with </w:t>
       </w:r>
       <w:r>
         <w:rPr>
@@ -394,7 +526,19 @@
         <w:rPr>
           <w:rFonts w:ascii="Times New Roman" w:hAnsi="Times New Roman" w:cs="Times New Roman"/>
         </w:rPr>
-        <w:t xml:space="preserve">, maintain collaboration with external institutions such as LLNL, and </w:t>
+        <w:t>, maintain collaboration</w:t>
+      </w:r>
+      <w:r>
+        <w:rPr>
+          <w:rFonts w:ascii="Times New Roman" w:hAnsi="Times New Roman" w:cs="Times New Roman"/>
+        </w:rPr>
+        <w:t>s</w:t>
+      </w:r>
+      <w:r>
+        <w:rPr>
+          <w:rFonts w:ascii="Times New Roman" w:hAnsi="Times New Roman" w:cs="Times New Roman"/>
+        </w:rPr>
+        <w:t xml:space="preserve"> with external institutions such as LLNL, and </w:t>
       </w:r>
       <w:r>
         <w:rPr>
@@ -435,6 +579,35 @@
           <w:rFonts w:ascii="Times New Roman" w:hAnsi="Times New Roman" w:cs="Times New Roman"/>
         </w:rPr>
         <w:t>Shih-Ni Prim</w:t>
+      </w:r>
+    </w:p>
+    <w:p>
+      <w:pPr>
+        <w:rPr>
+          <w:rFonts w:ascii="Times New Roman" w:hAnsi="Times New Roman" w:cs="Times New Roman"/>
+        </w:rPr>
+      </w:pPr>
+      <w:hyperlink r:id="rId5" w:history="1">
+        <w:r>
+          <w:rPr>
+            <w:rStyle w:val="Hyperlink"/>
+            <w:rFonts w:ascii="Times New Roman" w:hAnsi="Times New Roman" w:cs="Times New Roman"/>
+          </w:rPr>
+          <w:t>sprim@ncsu.edu</w:t>
+        </w:r>
+      </w:hyperlink>
+    </w:p>
+    <w:p>
+      <w:pPr>
+        <w:rPr>
+          <w:rFonts w:ascii="Times New Roman" w:hAnsi="Times New Roman" w:cs="Times New Roman"/>
+        </w:rPr>
+      </w:pPr>
+      <w:r>
+        <w:rPr>
+          <w:rFonts w:ascii="Times New Roman" w:hAnsi="Times New Roman" w:cs="Times New Roman"/>
+        </w:rPr>
+        <w:t>(336) 254-3431</w:t>
       </w:r>
     </w:p>
     <w:p>
@@ -1063,6 +1236,7 @@
   <w:style w:type="character" w:default="1" w:styleId="DefaultParagraphFont">
     <w:name w:val="Default Paragraph Font"/>
     <w:uiPriority w:val="1"/>
+    <w:semiHidden/>
     <w:unhideWhenUsed/>
   </w:style>
   <w:style w:type="table" w:default="1" w:styleId="TableNormal">

--- a/assets/cover_letter_WFU.docx
+++ b/assets/cover_letter_WFU.docx
@@ -276,7 +276,19 @@
         <w:rPr>
           <w:rFonts w:ascii="Times New Roman" w:hAnsi="Times New Roman" w:cs="Times New Roman"/>
         </w:rPr>
-        <w:t xml:space="preserve">, I take full advantage of the wide range of faculty expertise offered by my department at NC State University and work on three projects in different directions. My first project, with Brian Reich, is about spatial and causal inference; we developed a fully Bayesian, spectral method to account for unmeasured spatial confounding and provide unbiased effect estimates for multiple exposures and multiple outcomes. </w:t>
+        <w:t xml:space="preserve">, I take full advantage of the wide range of faculty expertise offered by my department at NC State University and work on three projects in different directions. My first project, with </w:t>
+      </w:r>
+      <w:r>
+        <w:rPr>
+          <w:rFonts w:ascii="Times New Roman" w:hAnsi="Times New Roman" w:cs="Times New Roman"/>
+        </w:rPr>
+        <w:t xml:space="preserve">Dr. </w:t>
+      </w:r>
+      <w:r>
+        <w:rPr>
+          <w:rFonts w:ascii="Times New Roman" w:hAnsi="Times New Roman" w:cs="Times New Roman"/>
+        </w:rPr>
+        <w:t xml:space="preserve">Brian Reich, is about spatial and causal inference; we developed a fully Bayesian, spectral method to account for unmeasured spatial confounding and provide unbiased effect estimates for multiple exposures and multiple outcomes. </w:t>
       </w:r>
       <w:r>
         <w:rPr>
@@ -318,13 +330,65 @@
         <w:rPr>
           <w:rFonts w:ascii="Times New Roman" w:hAnsi="Times New Roman" w:cs="Times New Roman"/>
         </w:rPr>
-        <w:t xml:space="preserve"> concerns surrogate modeling for computer experiments. With Kevin Quinlan (LLNL) and Annie Booth (Virginia Tech), I developed an active learning method to use Gaussian processes to efficiently find sampling points to locate the optimal design for contours from multiple computer experiments. After two projects motivated by applications, I turn to fundamentals </w:t>
-      </w:r>
-      <w:r>
-        <w:rPr>
-          <w:rFonts w:ascii="Times New Roman" w:hAnsi="Times New Roman" w:cs="Times New Roman"/>
-        </w:rPr>
-        <w:t xml:space="preserve">and apply </w:t>
+        <w:t xml:space="preserve"> concerns surrogate modeling for computer experiments. With </w:t>
+      </w:r>
+      <w:r>
+        <w:rPr>
+          <w:rFonts w:ascii="Times New Roman" w:hAnsi="Times New Roman" w:cs="Times New Roman"/>
+        </w:rPr>
+        <w:t xml:space="preserve">Dr. </w:t>
+      </w:r>
+      <w:r>
+        <w:rPr>
+          <w:rFonts w:ascii="Times New Roman" w:hAnsi="Times New Roman" w:cs="Times New Roman"/>
+        </w:rPr>
+        <w:t xml:space="preserve">Kevin Quinlan (LLNL) and </w:t>
+      </w:r>
+      <w:r>
+        <w:rPr>
+          <w:rFonts w:ascii="Times New Roman" w:hAnsi="Times New Roman" w:cs="Times New Roman"/>
+        </w:rPr>
+        <w:t xml:space="preserve">Dr. </w:t>
+      </w:r>
+      <w:r>
+        <w:rPr>
+          <w:rFonts w:ascii="Times New Roman" w:hAnsi="Times New Roman" w:cs="Times New Roman"/>
+        </w:rPr>
+        <w:t xml:space="preserve">Annie Booth (Virginia Tech), I developed an active learning method to use Gaussian processes to efficiently find sampling points to locate the optimal design for contours from multiple computer experiments. After two projects motivated by applications, I </w:t>
+      </w:r>
+      <w:proofErr w:type="gramStart"/>
+      <w:r>
+        <w:rPr>
+          <w:rFonts w:ascii="Times New Roman" w:hAnsi="Times New Roman" w:cs="Times New Roman"/>
+        </w:rPr>
+        <w:t>turn</w:t>
+      </w:r>
+      <w:proofErr w:type="gramEnd"/>
+      <w:r>
+        <w:rPr>
+          <w:rFonts w:ascii="Times New Roman" w:hAnsi="Times New Roman" w:cs="Times New Roman"/>
+        </w:rPr>
+        <w:t xml:space="preserve"> to fundamentals </w:t>
+      </w:r>
+      <w:r>
+        <w:rPr>
+          <w:rFonts w:ascii="Times New Roman" w:hAnsi="Times New Roman" w:cs="Times New Roman"/>
+        </w:rPr>
+        <w:t xml:space="preserve">and </w:t>
+      </w:r>
+      <w:proofErr w:type="gramStart"/>
+      <w:r>
+        <w:rPr>
+          <w:rFonts w:ascii="Times New Roman" w:hAnsi="Times New Roman" w:cs="Times New Roman"/>
+        </w:rPr>
+        <w:t>apply</w:t>
+      </w:r>
+      <w:proofErr w:type="gramEnd"/>
+      <w:r>
+        <w:rPr>
+          <w:rFonts w:ascii="Times New Roman" w:hAnsi="Times New Roman" w:cs="Times New Roman"/>
+        </w:rPr>
+        <w:t xml:space="preserve"> </w:t>
       </w:r>
       <w:r>
         <w:rPr>
@@ -342,7 +406,45 @@
         <w:rPr>
           <w:rFonts w:ascii="Times New Roman" w:hAnsi="Times New Roman" w:cs="Times New Roman"/>
         </w:rPr>
-        <w:t xml:space="preserve"> decision theory with Ryan Martin and Jonathan Williams. Using possibility measures, IM incorporates imprecision and provides validity guarantee. The</w:t>
+        <w:t xml:space="preserve"> </w:t>
+      </w:r>
+      <w:proofErr w:type="gramStart"/>
+      <w:r>
+        <w:rPr>
+          <w:rFonts w:ascii="Times New Roman" w:hAnsi="Times New Roman" w:cs="Times New Roman"/>
+        </w:rPr>
+        <w:t>decision</w:t>
+      </w:r>
+      <w:proofErr w:type="gramEnd"/>
+      <w:r>
+        <w:rPr>
+          <w:rFonts w:ascii="Times New Roman" w:hAnsi="Times New Roman" w:cs="Times New Roman"/>
+        </w:rPr>
+        <w:t xml:space="preserve"> theory with </w:t>
+      </w:r>
+      <w:r>
+        <w:rPr>
+          <w:rFonts w:ascii="Times New Roman" w:hAnsi="Times New Roman" w:cs="Times New Roman"/>
+        </w:rPr>
+        <w:t xml:space="preserve">Dr. </w:t>
+      </w:r>
+      <w:r>
+        <w:rPr>
+          <w:rFonts w:ascii="Times New Roman" w:hAnsi="Times New Roman" w:cs="Times New Roman"/>
+        </w:rPr>
+        <w:t xml:space="preserve">Ryan Martin and </w:t>
+      </w:r>
+      <w:r>
+        <w:rPr>
+          <w:rFonts w:ascii="Times New Roman" w:hAnsi="Times New Roman" w:cs="Times New Roman"/>
+        </w:rPr>
+        <w:t xml:space="preserve">Dr. </w:t>
+      </w:r>
+      <w:r>
+        <w:rPr>
+          <w:rFonts w:ascii="Times New Roman" w:hAnsi="Times New Roman" w:cs="Times New Roman"/>
+        </w:rPr>
+        <w:t>Jonathan Williams. Using possibility measures, IM incorporates imprecision and provides validity guarantee. The</w:t>
       </w:r>
       <w:r>
         <w:rPr>
@@ -435,11 +537,19 @@
         </w:rPr>
         <w:t xml:space="preserve">With my classroom teaching in music history and advising experience in statistics, I am eager </w:t>
       </w:r>
-      <w:r>
-        <w:rPr>
-          <w:rFonts w:ascii="Times New Roman" w:hAnsi="Times New Roman" w:cs="Times New Roman"/>
-        </w:rPr>
-        <w:t>work with undergraduate and graduate students at</w:t>
+      <w:proofErr w:type="gramStart"/>
+      <w:r>
+        <w:rPr>
+          <w:rFonts w:ascii="Times New Roman" w:hAnsi="Times New Roman" w:cs="Times New Roman"/>
+        </w:rPr>
+        <w:t>work</w:t>
+      </w:r>
+      <w:proofErr w:type="gramEnd"/>
+      <w:r>
+        <w:rPr>
+          <w:rFonts w:ascii="Times New Roman" w:hAnsi="Times New Roman" w:cs="Times New Roman"/>
+        </w:rPr>
+        <w:t xml:space="preserve"> with undergraduate and graduate students at</w:t>
       </w:r>
       <w:r>
         <w:rPr>
@@ -486,11 +596,19 @@
         </w:rPr>
         <w:t xml:space="preserve">with you </w:t>
       </w:r>
-      <w:r>
-        <w:rPr>
-          <w:rFonts w:ascii="Times New Roman" w:hAnsi="Times New Roman" w:cs="Times New Roman"/>
-        </w:rPr>
-        <w:t>what I can offer to the department.</w:t>
+      <w:proofErr w:type="gramStart"/>
+      <w:r>
+        <w:rPr>
+          <w:rFonts w:ascii="Times New Roman" w:hAnsi="Times New Roman" w:cs="Times New Roman"/>
+        </w:rPr>
+        <w:t>what</w:t>
+      </w:r>
+      <w:proofErr w:type="gramEnd"/>
+      <w:r>
+        <w:rPr>
+          <w:rFonts w:ascii="Times New Roman" w:hAnsi="Times New Roman" w:cs="Times New Roman"/>
+        </w:rPr>
+        <w:t xml:space="preserve"> I can offer to the department.</w:t>
       </w:r>
       <w:r>
         <w:rPr>

--- a/assets/cover_letter_WFU.docx
+++ b/assets/cover_letter_WFU.docx
@@ -41,7 +41,19 @@
         <w:rPr>
           <w:rFonts w:ascii="Times New Roman" w:hAnsi="Times New Roman" w:cs="Times New Roman"/>
         </w:rPr>
-        <w:t>October 1, 2025</w:t>
+        <w:t>October 1</w:t>
+      </w:r>
+      <w:r>
+        <w:rPr>
+          <w:rFonts w:ascii="Times New Roman" w:hAnsi="Times New Roman" w:cs="Times New Roman"/>
+        </w:rPr>
+        <w:t>2</w:t>
+      </w:r>
+      <w:r>
+        <w:rPr>
+          <w:rFonts w:ascii="Times New Roman" w:hAnsi="Times New Roman" w:cs="Times New Roman"/>
+        </w:rPr>
+        <w:t>, 2025</w:t>
       </w:r>
     </w:p>
     <w:p>
@@ -276,7 +288,25 @@
         <w:rPr>
           <w:rFonts w:ascii="Times New Roman" w:hAnsi="Times New Roman" w:cs="Times New Roman"/>
         </w:rPr>
-        <w:t xml:space="preserve">, I take full advantage of the wide range of faculty expertise offered by my department at NC State University and work on three projects in different directions. My first project, with </w:t>
+        <w:t>, I take full advantage of the wide range of faculty expertise offered by my department at NC State University and work on three projects in different directions</w:t>
+      </w:r>
+      <w:r>
+        <w:rPr>
+          <w:rFonts w:ascii="Times New Roman" w:hAnsi="Times New Roman" w:cs="Times New Roman"/>
+        </w:rPr>
+        <w:t xml:space="preserve"> broadly connected by the concept centering uncertainty quantification</w:t>
+      </w:r>
+      <w:r>
+        <w:rPr>
+          <w:rFonts w:ascii="Times New Roman" w:hAnsi="Times New Roman" w:cs="Times New Roman"/>
+        </w:rPr>
+        <w:t xml:space="preserve"> (UQ)</w:t>
+      </w:r>
+      <w:r>
+        <w:rPr>
+          <w:rFonts w:ascii="Times New Roman" w:hAnsi="Times New Roman" w:cs="Times New Roman"/>
+        </w:rPr>
+        <w:t xml:space="preserve">. My first project, with </w:t>
       </w:r>
       <w:r>
         <w:rPr>
@@ -288,7 +318,19 @@
         <w:rPr>
           <w:rFonts w:ascii="Times New Roman" w:hAnsi="Times New Roman" w:cs="Times New Roman"/>
         </w:rPr>
-        <w:t xml:space="preserve">Brian Reich, is about spatial and causal inference; we developed a fully Bayesian, spectral method to account for unmeasured spatial confounding and provide unbiased effect estimates for multiple exposures and multiple outcomes. </w:t>
+        <w:t xml:space="preserve">Brian Reich, is about spatial and causal inference; we developed a fully Bayesian, spectral method to account for unmeasured spatial confounding and provide unbiased effect estimates </w:t>
+      </w:r>
+      <w:r>
+        <w:rPr>
+          <w:rFonts w:ascii="Times New Roman" w:hAnsi="Times New Roman" w:cs="Times New Roman"/>
+        </w:rPr>
+        <w:t xml:space="preserve">and conservative credible intervals </w:t>
+      </w:r>
+      <w:r>
+        <w:rPr>
+          <w:rFonts w:ascii="Times New Roman" w:hAnsi="Times New Roman" w:cs="Times New Roman"/>
+        </w:rPr>
+        <w:t xml:space="preserve">for multiple exposures and multiple outcomes. </w:t>
       </w:r>
       <w:r>
         <w:rPr>
@@ -354,16 +396,50 @@
         <w:rPr>
           <w:rFonts w:ascii="Times New Roman" w:hAnsi="Times New Roman" w:cs="Times New Roman"/>
         </w:rPr>
-        <w:t xml:space="preserve">Annie Booth (Virginia Tech), I developed an active learning method to use Gaussian processes to efficiently find sampling points to locate the optimal design for contours from multiple computer experiments. After two projects motivated by applications, I </w:t>
-      </w:r>
-      <w:proofErr w:type="gramStart"/>
-      <w:r>
-        <w:rPr>
-          <w:rFonts w:ascii="Times New Roman" w:hAnsi="Times New Roman" w:cs="Times New Roman"/>
-        </w:rPr>
-        <w:t>turn</w:t>
-      </w:r>
-      <w:proofErr w:type="gramEnd"/>
+        <w:t xml:space="preserve">Annie Booth (Virginia Tech), I developed an active learning method </w:t>
+      </w:r>
+      <w:r>
+        <w:rPr>
+          <w:rFonts w:ascii="Times New Roman" w:hAnsi="Times New Roman" w:cs="Times New Roman"/>
+        </w:rPr>
+        <w:t xml:space="preserve">that utilizes </w:t>
+      </w:r>
+      <w:r>
+        <w:rPr>
+          <w:rFonts w:ascii="Times New Roman" w:hAnsi="Times New Roman" w:cs="Times New Roman"/>
+        </w:rPr>
+        <w:t xml:space="preserve">Gaussian processes </w:t>
+      </w:r>
+      <w:r>
+        <w:rPr>
+          <w:rFonts w:ascii="Times New Roman" w:hAnsi="Times New Roman" w:cs="Times New Roman"/>
+        </w:rPr>
+        <w:t xml:space="preserve">as surrogate models and joint predictive probabilities as acquisition functions </w:t>
+      </w:r>
+      <w:r>
+        <w:rPr>
+          <w:rFonts w:ascii="Times New Roman" w:hAnsi="Times New Roman" w:cs="Times New Roman"/>
+        </w:rPr>
+        <w:t>to efficiently find sampling points to locate the optimal design for contour</w:t>
+      </w:r>
+      <w:r>
+        <w:rPr>
+          <w:rFonts w:ascii="Times New Roman" w:hAnsi="Times New Roman" w:cs="Times New Roman"/>
+        </w:rPr>
+        <w:t xml:space="preserve"> locations</w:t>
+      </w:r>
+      <w:r>
+        <w:rPr>
+          <w:rFonts w:ascii="Times New Roman" w:hAnsi="Times New Roman" w:cs="Times New Roman"/>
+        </w:rPr>
+        <w:t xml:space="preserve"> from multiple computer experiments. After two projects motivated by applications, I turn</w:t>
+      </w:r>
+      <w:r>
+        <w:rPr>
+          <w:rFonts w:ascii="Times New Roman" w:hAnsi="Times New Roman" w:cs="Times New Roman"/>
+        </w:rPr>
+        <w:t>ed</w:t>
+      </w:r>
       <w:r>
         <w:rPr>
           <w:rFonts w:ascii="Times New Roman" w:hAnsi="Times New Roman" w:cs="Times New Roman"/>
@@ -376,14 +452,24 @@
         </w:rPr>
         <w:t xml:space="preserve">and </w:t>
       </w:r>
-      <w:proofErr w:type="gramStart"/>
+      <w:r>
+        <w:rPr>
+          <w:rFonts w:ascii="Times New Roman" w:hAnsi="Times New Roman" w:cs="Times New Roman"/>
+        </w:rPr>
+        <w:t xml:space="preserve">am currently </w:t>
+      </w:r>
       <w:r>
         <w:rPr>
           <w:rFonts w:ascii="Times New Roman" w:hAnsi="Times New Roman" w:cs="Times New Roman"/>
         </w:rPr>
         <w:t>apply</w:t>
       </w:r>
-      <w:proofErr w:type="gramEnd"/>
+      <w:r>
+        <w:rPr>
+          <w:rFonts w:ascii="Times New Roman" w:hAnsi="Times New Roman" w:cs="Times New Roman"/>
+        </w:rPr>
+        <w:t>ing</w:t>
+      </w:r>
       <w:r>
         <w:rPr>
           <w:rFonts w:ascii="Times New Roman" w:hAnsi="Times New Roman" w:cs="Times New Roman"/>
@@ -406,58 +492,56 @@
         <w:rPr>
           <w:rFonts w:ascii="Times New Roman" w:hAnsi="Times New Roman" w:cs="Times New Roman"/>
         </w:rPr>
+        <w:t xml:space="preserve"> decision theory with </w:t>
+      </w:r>
+      <w:r>
+        <w:rPr>
+          <w:rFonts w:ascii="Times New Roman" w:hAnsi="Times New Roman" w:cs="Times New Roman"/>
+        </w:rPr>
+        <w:t xml:space="preserve">Dr. </w:t>
+      </w:r>
+      <w:r>
+        <w:rPr>
+          <w:rFonts w:ascii="Times New Roman" w:hAnsi="Times New Roman" w:cs="Times New Roman"/>
+        </w:rPr>
+        <w:t xml:space="preserve">Ryan Martin and </w:t>
+      </w:r>
+      <w:r>
+        <w:rPr>
+          <w:rFonts w:ascii="Times New Roman" w:hAnsi="Times New Roman" w:cs="Times New Roman"/>
+        </w:rPr>
+        <w:t xml:space="preserve">Dr. </w:t>
+      </w:r>
+      <w:r>
+        <w:rPr>
+          <w:rFonts w:ascii="Times New Roman" w:hAnsi="Times New Roman" w:cs="Times New Roman"/>
+        </w:rPr>
+        <w:t>Jonathan Williams</w:t>
+      </w:r>
+      <w:r>
+        <w:rPr>
+          <w:rFonts w:ascii="Times New Roman" w:hAnsi="Times New Roman" w:cs="Times New Roman"/>
+        </w:rPr>
+        <w:t>, examining valid UQ</w:t>
+      </w:r>
+      <w:r>
+        <w:rPr>
+          <w:rFonts w:ascii="Times New Roman" w:hAnsi="Times New Roman" w:cs="Times New Roman"/>
+        </w:rPr>
+        <w:t>. Using possibility measures, IM incorporates imprecision and provides validity guarantee. The</w:t>
+      </w:r>
+      <w:r>
+        <w:rPr>
+          <w:rFonts w:ascii="Times New Roman" w:hAnsi="Times New Roman" w:cs="Times New Roman"/>
+        </w:rPr>
+        <w:t>se</w:t>
+      </w:r>
+      <w:r>
+        <w:rPr>
+          <w:rFonts w:ascii="Times New Roman" w:hAnsi="Times New Roman" w:cs="Times New Roman"/>
+        </w:rPr>
         <w:t xml:space="preserve"> </w:t>
       </w:r>
-      <w:proofErr w:type="gramStart"/>
-      <w:r>
-        <w:rPr>
-          <w:rFonts w:ascii="Times New Roman" w:hAnsi="Times New Roman" w:cs="Times New Roman"/>
-        </w:rPr>
-        <w:t>decision</w:t>
-      </w:r>
-      <w:proofErr w:type="gramEnd"/>
-      <w:r>
-        <w:rPr>
-          <w:rFonts w:ascii="Times New Roman" w:hAnsi="Times New Roman" w:cs="Times New Roman"/>
-        </w:rPr>
-        <w:t xml:space="preserve"> theory with </w:t>
-      </w:r>
-      <w:r>
-        <w:rPr>
-          <w:rFonts w:ascii="Times New Roman" w:hAnsi="Times New Roman" w:cs="Times New Roman"/>
-        </w:rPr>
-        <w:t xml:space="preserve">Dr. </w:t>
-      </w:r>
-      <w:r>
-        <w:rPr>
-          <w:rFonts w:ascii="Times New Roman" w:hAnsi="Times New Roman" w:cs="Times New Roman"/>
-        </w:rPr>
-        <w:t xml:space="preserve">Ryan Martin and </w:t>
-      </w:r>
-      <w:r>
-        <w:rPr>
-          <w:rFonts w:ascii="Times New Roman" w:hAnsi="Times New Roman" w:cs="Times New Roman"/>
-        </w:rPr>
-        <w:t xml:space="preserve">Dr. </w:t>
-      </w:r>
-      <w:r>
-        <w:rPr>
-          <w:rFonts w:ascii="Times New Roman" w:hAnsi="Times New Roman" w:cs="Times New Roman"/>
-        </w:rPr>
-        <w:t>Jonathan Williams. Using possibility measures, IM incorporates imprecision and provides validity guarantee. The</w:t>
-      </w:r>
-      <w:r>
-        <w:rPr>
-          <w:rFonts w:ascii="Times New Roman" w:hAnsi="Times New Roman" w:cs="Times New Roman"/>
-        </w:rPr>
-        <w:t>se</w:t>
-      </w:r>
-      <w:r>
-        <w:rPr>
-          <w:rFonts w:ascii="Times New Roman" w:hAnsi="Times New Roman" w:cs="Times New Roman"/>
-        </w:rPr>
-        <w:t xml:space="preserve"> </w:t>
-      </w:r>
       <w:r>
         <w:rPr>
           <w:rFonts w:ascii="Times New Roman" w:hAnsi="Times New Roman" w:cs="Times New Roman"/>
@@ -468,7 +552,25 @@
         <w:rPr>
           <w:rFonts w:ascii="Times New Roman" w:hAnsi="Times New Roman" w:cs="Times New Roman"/>
         </w:rPr>
-        <w:t xml:space="preserve"> wide opportunities for collaboration. </w:t>
+        <w:t xml:space="preserve"> wide opportunities for </w:t>
+      </w:r>
+      <w:r>
+        <w:rPr>
+          <w:rFonts w:ascii="Times New Roman" w:hAnsi="Times New Roman" w:cs="Times New Roman"/>
+        </w:rPr>
+        <w:t xml:space="preserve">current and future </w:t>
+      </w:r>
+      <w:r>
+        <w:rPr>
+          <w:rFonts w:ascii="Times New Roman" w:hAnsi="Times New Roman" w:cs="Times New Roman"/>
+        </w:rPr>
+        <w:t xml:space="preserve">collaboration. </w:t>
+      </w:r>
+      <w:r>
+        <w:rPr>
+          <w:rFonts w:ascii="Times New Roman" w:hAnsi="Times New Roman" w:cs="Times New Roman"/>
+        </w:rPr>
+        <w:t>After graduation, I plan to continue these directions, as detailed in my research statement.</w:t>
       </w:r>
     </w:p>
     <w:p>
@@ -487,7 +589,25 @@
         <w:rPr>
           <w:rFonts w:ascii="Times New Roman" w:hAnsi="Times New Roman" w:cs="Times New Roman"/>
         </w:rPr>
-        <w:t>Besides my teaching experience as a teaching assistant</w:t>
+        <w:t xml:space="preserve">My teaching experience </w:t>
+      </w:r>
+      <w:r>
+        <w:rPr>
+          <w:rFonts w:ascii="Times New Roman" w:hAnsi="Times New Roman" w:cs="Times New Roman"/>
+        </w:rPr>
+        <w:t xml:space="preserve">in statistics </w:t>
+      </w:r>
+      <w:r>
+        <w:rPr>
+          <w:rFonts w:ascii="Times New Roman" w:hAnsi="Times New Roman" w:cs="Times New Roman"/>
+        </w:rPr>
+        <w:t xml:space="preserve">thus far includes being </w:t>
+      </w:r>
+      <w:r>
+        <w:rPr>
+          <w:rFonts w:ascii="Times New Roman" w:hAnsi="Times New Roman" w:cs="Times New Roman"/>
+        </w:rPr>
+        <w:t>a teaching assistant</w:t>
       </w:r>
       <w:r>
         <w:rPr>
@@ -505,51 +625,86 @@
         <w:rPr>
           <w:rFonts w:ascii="Times New Roman" w:hAnsi="Times New Roman" w:cs="Times New Roman"/>
         </w:rPr>
-        <w:t xml:space="preserve"> statistics courses, in Summer 2025 I advised six undergraduate students from NC State and two high school students from NC School of Science and Mathematics on data science projects. Th</w:t>
-      </w:r>
-      <w:r>
-        <w:rPr>
-          <w:rFonts w:ascii="Times New Roman" w:hAnsi="Times New Roman" w:cs="Times New Roman"/>
-        </w:rPr>
-        <w:t>is</w:t>
-      </w:r>
-      <w:r>
-        <w:rPr>
-          <w:rFonts w:ascii="Times New Roman" w:hAnsi="Times New Roman" w:cs="Times New Roman"/>
-        </w:rPr>
-        <w:t xml:space="preserve"> one-on-one advising experience provide</w:t>
-      </w:r>
-      <w:r>
-        <w:rPr>
-          <w:rFonts w:ascii="Times New Roman" w:hAnsi="Times New Roman" w:cs="Times New Roman"/>
-        </w:rPr>
-        <w:t>d</w:t>
-      </w:r>
-      <w:r>
-        <w:rPr>
-          <w:rFonts w:ascii="Times New Roman" w:hAnsi="Times New Roman" w:cs="Times New Roman"/>
-        </w:rPr>
-        <w:t xml:space="preserve"> me with a sneak peek of how to mentor junior researchers. </w:t>
-      </w:r>
-      <w:r>
-        <w:rPr>
-          <w:rFonts w:ascii="Times New Roman" w:hAnsi="Times New Roman" w:cs="Times New Roman"/>
-        </w:rPr>
-        <w:t xml:space="preserve">With my classroom teaching in music history and advising experience in statistics, I am eager </w:t>
-      </w:r>
-      <w:proofErr w:type="gramStart"/>
-      <w:r>
-        <w:rPr>
-          <w:rFonts w:ascii="Times New Roman" w:hAnsi="Times New Roman" w:cs="Times New Roman"/>
-        </w:rPr>
-        <w:t>work</w:t>
-      </w:r>
-      <w:proofErr w:type="gramEnd"/>
-      <w:r>
-        <w:rPr>
-          <w:rFonts w:ascii="Times New Roman" w:hAnsi="Times New Roman" w:cs="Times New Roman"/>
-        </w:rPr>
-        <w:t xml:space="preserve"> with undergraduate and graduate students at</w:t>
+        <w:t xml:space="preserve"> statistics courses</w:t>
+      </w:r>
+      <w:r>
+        <w:rPr>
+          <w:rFonts w:ascii="Times New Roman" w:hAnsi="Times New Roman" w:cs="Times New Roman"/>
+        </w:rPr>
+        <w:t xml:space="preserve"> and,</w:t>
+      </w:r>
+      <w:r>
+        <w:rPr>
+          <w:rFonts w:ascii="Times New Roman" w:hAnsi="Times New Roman" w:cs="Times New Roman"/>
+        </w:rPr>
+        <w:t xml:space="preserve"> in Summer 2025</w:t>
+      </w:r>
+      <w:r>
+        <w:rPr>
+          <w:rFonts w:ascii="Times New Roman" w:hAnsi="Times New Roman" w:cs="Times New Roman"/>
+        </w:rPr>
+        <w:t>,</w:t>
+      </w:r>
+      <w:r>
+        <w:rPr>
+          <w:rFonts w:ascii="Times New Roman" w:hAnsi="Times New Roman" w:cs="Times New Roman"/>
+        </w:rPr>
+        <w:t xml:space="preserve"> </w:t>
+      </w:r>
+      <w:r>
+        <w:rPr>
+          <w:rFonts w:ascii="Times New Roman" w:hAnsi="Times New Roman" w:cs="Times New Roman"/>
+        </w:rPr>
+        <w:t>advising</w:t>
+      </w:r>
+      <w:r>
+        <w:rPr>
+          <w:rFonts w:ascii="Times New Roman" w:hAnsi="Times New Roman" w:cs="Times New Roman"/>
+        </w:rPr>
+        <w:t xml:space="preserve"> six undergraduate students from NC State and two high school students from NC School of Science and Mathematics on data science projects. </w:t>
+      </w:r>
+      <w:r>
+        <w:rPr>
+          <w:rFonts w:ascii="Times New Roman" w:hAnsi="Times New Roman" w:cs="Times New Roman"/>
+        </w:rPr>
+        <w:lastRenderedPageBreak/>
+        <w:t xml:space="preserve">This one-on-one advising experience provided me with a sneak peek of how to mentor junior researchers. </w:t>
+      </w:r>
+      <w:r>
+        <w:rPr>
+          <w:rFonts w:ascii="Times New Roman" w:hAnsi="Times New Roman" w:cs="Times New Roman"/>
+        </w:rPr>
+        <w:t xml:space="preserve">With my classroom teaching in music history and advising experience in statistics, </w:t>
+      </w:r>
+      <w:r>
+        <w:rPr>
+          <w:rFonts w:ascii="Times New Roman" w:hAnsi="Times New Roman" w:cs="Times New Roman"/>
+        </w:rPr>
+        <w:t xml:space="preserve">I have formed the teaching philosophy of emphasizing critical thinking and the ability to learn over learning details. </w:t>
+      </w:r>
+      <w:r>
+        <w:rPr>
+          <w:rFonts w:ascii="Times New Roman" w:hAnsi="Times New Roman" w:cs="Times New Roman"/>
+        </w:rPr>
+        <w:t>I am eager</w:t>
+      </w:r>
+      <w:r>
+        <w:rPr>
+          <w:rFonts w:ascii="Times New Roman" w:hAnsi="Times New Roman" w:cs="Times New Roman"/>
+        </w:rPr>
+        <w:t xml:space="preserve"> to</w:t>
+      </w:r>
+      <w:r>
+        <w:rPr>
+          <w:rFonts w:ascii="Times New Roman" w:hAnsi="Times New Roman" w:cs="Times New Roman"/>
+        </w:rPr>
+        <w:t xml:space="preserve"> </w:t>
+      </w:r>
+      <w:r>
+        <w:rPr>
+          <w:rFonts w:ascii="Times New Roman" w:hAnsi="Times New Roman" w:cs="Times New Roman"/>
+        </w:rPr>
+        <w:t>work with undergraduate and graduate students at</w:t>
       </w:r>
       <w:r>
         <w:rPr>
@@ -561,7 +716,25 @@
         <w:rPr>
           <w:rFonts w:ascii="Times New Roman" w:hAnsi="Times New Roman" w:cs="Times New Roman"/>
         </w:rPr>
-        <w:t>, guiding them in statistical research</w:t>
+        <w:t>, guiding them in</w:t>
+      </w:r>
+      <w:r>
+        <w:rPr>
+          <w:rFonts w:ascii="Times New Roman" w:hAnsi="Times New Roman" w:cs="Times New Roman"/>
+        </w:rPr>
+        <w:t xml:space="preserve"> learning statistics as non-majors as well as conducting</w:t>
+      </w:r>
+      <w:r>
+        <w:rPr>
+          <w:rFonts w:ascii="Times New Roman" w:hAnsi="Times New Roman" w:cs="Times New Roman"/>
+        </w:rPr>
+        <w:t xml:space="preserve"> statistical research</w:t>
+      </w:r>
+      <w:r>
+        <w:rPr>
+          <w:rFonts w:ascii="Times New Roman" w:hAnsi="Times New Roman" w:cs="Times New Roman"/>
+        </w:rPr>
+        <w:t xml:space="preserve"> as majors</w:t>
       </w:r>
       <w:r>
         <w:rPr>
@@ -587,7 +760,6 @@
         <w:rPr>
           <w:rFonts w:ascii="Times New Roman" w:hAnsi="Times New Roman" w:cs="Times New Roman"/>
         </w:rPr>
-        <w:lastRenderedPageBreak/>
         <w:t xml:space="preserve">Having lived in Winston-Salem for 10 years, every visit feels like homecoming. I truly hope to have an opportunity to discuss </w:t>
       </w:r>
       <w:r>
@@ -596,19 +768,17 @@
         </w:rPr>
         <w:t xml:space="preserve">with you </w:t>
       </w:r>
-      <w:proofErr w:type="gramStart"/>
-      <w:r>
-        <w:rPr>
-          <w:rFonts w:ascii="Times New Roman" w:hAnsi="Times New Roman" w:cs="Times New Roman"/>
-        </w:rPr>
-        <w:t>what</w:t>
-      </w:r>
-      <w:proofErr w:type="gramEnd"/>
-      <w:r>
-        <w:rPr>
-          <w:rFonts w:ascii="Times New Roman" w:hAnsi="Times New Roman" w:cs="Times New Roman"/>
-        </w:rPr>
-        <w:t xml:space="preserve"> I can offer to the department.</w:t>
+      <w:r>
+        <w:rPr>
+          <w:rFonts w:ascii="Times New Roman" w:hAnsi="Times New Roman" w:cs="Times New Roman"/>
+        </w:rPr>
+        <w:t xml:space="preserve">about </w:t>
+      </w:r>
+      <w:r>
+        <w:rPr>
+          <w:rFonts w:ascii="Times New Roman" w:hAnsi="Times New Roman" w:cs="Times New Roman"/>
+        </w:rPr>
+        <w:t>what I can offer to the department.</w:t>
       </w:r>
       <w:r>
         <w:rPr>
@@ -620,7 +790,43 @@
         <w:rPr>
           <w:rFonts w:ascii="Times New Roman" w:hAnsi="Times New Roman" w:cs="Times New Roman"/>
         </w:rPr>
-        <w:t xml:space="preserve"> I will seek to resume collaboration with medical doctors at the Wake Forest Baptist Medical Center, build new collaboration</w:t>
+        <w:t xml:space="preserve"> I </w:t>
+      </w:r>
+      <w:r>
+        <w:rPr>
+          <w:rFonts w:ascii="Times New Roman" w:hAnsi="Times New Roman" w:cs="Times New Roman"/>
+        </w:rPr>
+        <w:t>plan to actively</w:t>
+      </w:r>
+      <w:r>
+        <w:rPr>
+          <w:rFonts w:ascii="Times New Roman" w:hAnsi="Times New Roman" w:cs="Times New Roman"/>
+        </w:rPr>
+        <w:t xml:space="preserve"> seek collaboration</w:t>
+      </w:r>
+      <w:r>
+        <w:rPr>
+          <w:rFonts w:ascii="Times New Roman" w:hAnsi="Times New Roman" w:cs="Times New Roman"/>
+        </w:rPr>
+        <w:t xml:space="preserve"> opportunities</w:t>
+      </w:r>
+      <w:r>
+        <w:rPr>
+          <w:rFonts w:ascii="Times New Roman" w:hAnsi="Times New Roman" w:cs="Times New Roman"/>
+        </w:rPr>
+        <w:t xml:space="preserve"> with</w:t>
+      </w:r>
+      <w:r>
+        <w:rPr>
+          <w:rFonts w:ascii="Times New Roman" w:hAnsi="Times New Roman" w:cs="Times New Roman"/>
+        </w:rPr>
+        <w:t xml:space="preserve"> other departments within WFU (e.g. the medical school</w:t>
+      </w:r>
+      <w:r>
+        <w:rPr>
+          <w:rFonts w:ascii="Times New Roman" w:hAnsi="Times New Roman" w:cs="Times New Roman"/>
+        </w:rPr>
+        <w:t>, build new collaboration</w:t>
       </w:r>
       <w:r>
         <w:rPr>

--- a/assets/cover_letter_WFU.docx
+++ b/assets/cover_letter_WFU.docx
@@ -288,7 +288,19 @@
         <w:rPr>
           <w:rFonts w:ascii="Times New Roman" w:hAnsi="Times New Roman" w:cs="Times New Roman"/>
         </w:rPr>
-        <w:t>, I take full advantage of the wide range of faculty expertise offered by my department at NC State University and work on three projects in different directions</w:t>
+        <w:t xml:space="preserve">, I </w:t>
+      </w:r>
+      <w:r>
+        <w:rPr>
+          <w:rFonts w:ascii="Times New Roman" w:hAnsi="Times New Roman" w:cs="Times New Roman"/>
+        </w:rPr>
+        <w:t xml:space="preserve">strive to </w:t>
+      </w:r>
+      <w:r>
+        <w:rPr>
+          <w:rFonts w:ascii="Times New Roman" w:hAnsi="Times New Roman" w:cs="Times New Roman"/>
+        </w:rPr>
+        <w:t>take full advantage of the wide range of faculty expertise offered by my department at NC State University and work on three projects in different directions</w:t>
       </w:r>
       <w:r>
         <w:rPr>
@@ -402,19 +414,7 @@
         <w:rPr>
           <w:rFonts w:ascii="Times New Roman" w:hAnsi="Times New Roman" w:cs="Times New Roman"/>
         </w:rPr>
-        <w:t xml:space="preserve">that utilizes </w:t>
-      </w:r>
-      <w:r>
-        <w:rPr>
-          <w:rFonts w:ascii="Times New Roman" w:hAnsi="Times New Roman" w:cs="Times New Roman"/>
-        </w:rPr>
-        <w:t xml:space="preserve">Gaussian processes </w:t>
-      </w:r>
-      <w:r>
-        <w:rPr>
-          <w:rFonts w:ascii="Times New Roman" w:hAnsi="Times New Roman" w:cs="Times New Roman"/>
-        </w:rPr>
-        <w:t xml:space="preserve">as surrogate models and joint predictive probabilities as acquisition functions </w:t>
+        <w:t xml:space="preserve">that utilizes Gaussian processes as surrogate models and joint predictive probabilities as acquisition functions </w:t>
       </w:r>
       <w:r>
         <w:rPr>
@@ -480,7 +480,25 @@
         <w:rPr>
           <w:rFonts w:ascii="Times New Roman" w:hAnsi="Times New Roman" w:cs="Times New Roman"/>
         </w:rPr>
-        <w:t xml:space="preserve">Inferential Models (IM) </w:t>
+        <w:t>possibilistic i</w:t>
+      </w:r>
+      <w:r>
+        <w:rPr>
+          <w:rFonts w:ascii="Times New Roman" w:hAnsi="Times New Roman" w:cs="Times New Roman"/>
+        </w:rPr>
+        <w:t xml:space="preserve">nferential </w:t>
+      </w:r>
+      <w:r>
+        <w:rPr>
+          <w:rFonts w:ascii="Times New Roman" w:hAnsi="Times New Roman" w:cs="Times New Roman"/>
+        </w:rPr>
+        <w:t>m</w:t>
+      </w:r>
+      <w:r>
+        <w:rPr>
+          <w:rFonts w:ascii="Times New Roman" w:hAnsi="Times New Roman" w:cs="Times New Roman"/>
+        </w:rPr>
+        <w:t xml:space="preserve">odels (IM) </w:t>
       </w:r>
       <w:r>
         <w:rPr>
@@ -522,13 +540,19 @@
         <w:rPr>
           <w:rFonts w:ascii="Times New Roman" w:hAnsi="Times New Roman" w:cs="Times New Roman"/>
         </w:rPr>
-        <w:t>, examining valid UQ</w:t>
-      </w:r>
-      <w:r>
-        <w:rPr>
-          <w:rFonts w:ascii="Times New Roman" w:hAnsi="Times New Roman" w:cs="Times New Roman"/>
-        </w:rPr>
-        <w:t>. Using possibility measures, IM incorporates imprecision and provides validity guarantee. The</w:t>
+        <w:t>.</w:t>
+      </w:r>
+      <w:r>
+        <w:rPr>
+          <w:rFonts w:ascii="Times New Roman" w:hAnsi="Times New Roman" w:cs="Times New Roman"/>
+        </w:rPr>
+        <w:t xml:space="preserve"> </w:t>
+      </w:r>
+      <w:r>
+        <w:rPr>
+          <w:rFonts w:ascii="Times New Roman" w:hAnsi="Times New Roman" w:cs="Times New Roman"/>
+        </w:rPr>
+        <w:t>Using possibility measures, IM incorporates imprecision and provides validity guarantee. The</w:t>
       </w:r>
       <w:r>
         <w:rPr>
@@ -766,13 +790,19 @@
         <w:rPr>
           <w:rFonts w:ascii="Times New Roman" w:hAnsi="Times New Roman" w:cs="Times New Roman"/>
         </w:rPr>
-        <w:t xml:space="preserve">with you </w:t>
-      </w:r>
-      <w:r>
-        <w:rPr>
-          <w:rFonts w:ascii="Times New Roman" w:hAnsi="Times New Roman" w:cs="Times New Roman"/>
-        </w:rPr>
-        <w:t xml:space="preserve">about </w:t>
+        <w:t xml:space="preserve">with </w:t>
+      </w:r>
+      <w:r>
+        <w:rPr>
+          <w:rFonts w:ascii="Times New Roman" w:hAnsi="Times New Roman" w:cs="Times New Roman"/>
+        </w:rPr>
+        <w:t>you</w:t>
+      </w:r>
+      <w:r>
+        <w:rPr>
+          <w:rFonts w:ascii="Times New Roman" w:hAnsi="Times New Roman" w:cs="Times New Roman"/>
+        </w:rPr>
+        <w:t xml:space="preserve"> </w:t>
       </w:r>
       <w:r>
         <w:rPr>
@@ -821,6 +851,12 @@
           <w:rFonts w:ascii="Times New Roman" w:hAnsi="Times New Roman" w:cs="Times New Roman"/>
         </w:rPr>
         <w:t xml:space="preserve"> other departments within WFU (e.g. the medical school</w:t>
+      </w:r>
+      <w:r>
+        <w:rPr>
+          <w:rFonts w:ascii="Times New Roman" w:hAnsi="Times New Roman" w:cs="Times New Roman"/>
+        </w:rPr>
+        <w:t>)</w:t>
       </w:r>
       <w:r>
         <w:rPr>

--- a/assets/cover_letter_WFU.docx
+++ b/assets/cover_letter_WFU.docx
@@ -288,19 +288,19 @@
         <w:rPr>
           <w:rFonts w:ascii="Times New Roman" w:hAnsi="Times New Roman" w:cs="Times New Roman"/>
         </w:rPr>
-        <w:t xml:space="preserve">, I </w:t>
-      </w:r>
-      <w:r>
-        <w:rPr>
-          <w:rFonts w:ascii="Times New Roman" w:hAnsi="Times New Roman" w:cs="Times New Roman"/>
-        </w:rPr>
-        <w:t xml:space="preserve">strive to </w:t>
-      </w:r>
-      <w:r>
-        <w:rPr>
-          <w:rFonts w:ascii="Times New Roman" w:hAnsi="Times New Roman" w:cs="Times New Roman"/>
-        </w:rPr>
-        <w:t>take full advantage of the wide range of faculty expertise offered by my department at NC State University and work on three projects in different directions</w:t>
+        <w:t xml:space="preserve">, I take full advantage of the wide range of faculty expertise offered by my department at NC State University and work on three </w:t>
+      </w:r>
+      <w:r>
+        <w:rPr>
+          <w:rFonts w:ascii="Times New Roman" w:hAnsi="Times New Roman" w:cs="Times New Roman"/>
+        </w:rPr>
+        <w:t xml:space="preserve">research </w:t>
+      </w:r>
+      <w:r>
+        <w:rPr>
+          <w:rFonts w:ascii="Times New Roman" w:hAnsi="Times New Roman" w:cs="Times New Roman"/>
+        </w:rPr>
+        <w:t>projects in different directions</w:t>
       </w:r>
       <w:r>
         <w:rPr>
@@ -552,7 +552,19 @@
         <w:rPr>
           <w:rFonts w:ascii="Times New Roman" w:hAnsi="Times New Roman" w:cs="Times New Roman"/>
         </w:rPr>
-        <w:t>Using possibility measures, IM incorporates imprecision and provides validity guarantee. The</w:t>
+        <w:t>Using possibility measures, IM incorporates imprecision and provides validity guarantee</w:t>
+      </w:r>
+      <w:r>
+        <w:rPr>
+          <w:rFonts w:ascii="Times New Roman" w:hAnsi="Times New Roman" w:cs="Times New Roman"/>
+        </w:rPr>
+        <w:t>s</w:t>
+      </w:r>
+      <w:r>
+        <w:rPr>
+          <w:rFonts w:ascii="Times New Roman" w:hAnsi="Times New Roman" w:cs="Times New Roman"/>
+        </w:rPr>
+        <w:t>. The</w:t>
       </w:r>
       <w:r>
         <w:rPr>
@@ -649,13 +661,61 @@
         <w:rPr>
           <w:rFonts w:ascii="Times New Roman" w:hAnsi="Times New Roman" w:cs="Times New Roman"/>
         </w:rPr>
-        <w:t xml:space="preserve"> statistics courses</w:t>
-      </w:r>
-      <w:r>
-        <w:rPr>
-          <w:rFonts w:ascii="Times New Roman" w:hAnsi="Times New Roman" w:cs="Times New Roman"/>
-        </w:rPr>
-        <w:t xml:space="preserve"> and,</w:t>
+        <w:t xml:space="preserve"> </w:t>
+      </w:r>
+      <w:r>
+        <w:rPr>
+          <w:rFonts w:ascii="Times New Roman" w:hAnsi="Times New Roman" w:cs="Times New Roman"/>
+        </w:rPr>
+        <w:t xml:space="preserve">master’s level </w:t>
+      </w:r>
+      <w:r>
+        <w:rPr>
+          <w:rFonts w:ascii="Times New Roman" w:hAnsi="Times New Roman" w:cs="Times New Roman"/>
+        </w:rPr>
+        <w:t>statistics courses</w:t>
+      </w:r>
+      <w:r>
+        <w:rPr>
+          <w:rFonts w:ascii="Times New Roman" w:hAnsi="Times New Roman" w:cs="Times New Roman"/>
+        </w:rPr>
+        <w:t xml:space="preserve"> </w:t>
+      </w:r>
+      <w:r>
+        <w:rPr>
+          <w:rFonts w:ascii="Times New Roman" w:hAnsi="Times New Roman" w:cs="Times New Roman"/>
+        </w:rPr>
+        <w:t>(</w:t>
+      </w:r>
+      <w:r>
+        <w:rPr>
+          <w:rFonts w:ascii="Times New Roman" w:hAnsi="Times New Roman" w:cs="Times New Roman"/>
+        </w:rPr>
+        <w:t>ST 501 &amp; ST 50</w:t>
+      </w:r>
+      <w:r>
+        <w:rPr>
+          <w:rFonts w:ascii="Times New Roman" w:hAnsi="Times New Roman" w:cs="Times New Roman"/>
+        </w:rPr>
+        <w:t>3—</w:t>
+      </w:r>
+      <w:r>
+        <w:rPr>
+          <w:rFonts w:ascii="Times New Roman" w:hAnsi="Times New Roman" w:cs="Times New Roman"/>
+        </w:rPr>
+        <w:t>Fundamentals of Statistical Inference I &amp; Fundamentals of Linear Models and Regression)</w:t>
+      </w:r>
+      <w:r>
+        <w:rPr>
+          <w:rFonts w:ascii="Times New Roman" w:hAnsi="Times New Roman" w:cs="Times New Roman"/>
+        </w:rPr>
+        <w:t xml:space="preserve"> </w:t>
+      </w:r>
+      <w:r>
+        <w:rPr>
+          <w:rFonts w:ascii="Times New Roman" w:hAnsi="Times New Roman" w:cs="Times New Roman"/>
+        </w:rPr>
+        <w:t>and,</w:t>
       </w:r>
       <w:r>
         <w:rPr>
@@ -685,20 +745,164 @@
         <w:rPr>
           <w:rFonts w:ascii="Times New Roman" w:hAnsi="Times New Roman" w:cs="Times New Roman"/>
         </w:rPr>
-        <w:t xml:space="preserve"> six undergraduate students from NC State and two high school students from NC School of Science and Mathematics on data science projects. </w:t>
+        <w:t xml:space="preserve"> six </w:t>
       </w:r>
       <w:r>
         <w:rPr>
           <w:rFonts w:ascii="Times New Roman" w:hAnsi="Times New Roman" w:cs="Times New Roman"/>
         </w:rPr>
         <w:lastRenderedPageBreak/>
-        <w:t xml:space="preserve">This one-on-one advising experience provided me with a sneak peek of how to mentor junior researchers. </w:t>
-      </w:r>
-      <w:r>
-        <w:rPr>
-          <w:rFonts w:ascii="Times New Roman" w:hAnsi="Times New Roman" w:cs="Times New Roman"/>
-        </w:rPr>
-        <w:t xml:space="preserve">With my classroom teaching in music history and advising experience in statistics, </w:t>
+        <w:t xml:space="preserve">undergraduate students from NC State and two high school students from NC School of Science and Mathematics on data science projects. </w:t>
+      </w:r>
+      <w:r>
+        <w:rPr>
+          <w:rFonts w:ascii="Times New Roman" w:hAnsi="Times New Roman" w:cs="Times New Roman"/>
+        </w:rPr>
+        <w:t xml:space="preserve">Being a teaching assistant to master’s students, I maintained </w:t>
+      </w:r>
+      <w:r>
+        <w:rPr>
+          <w:rFonts w:ascii="Times New Roman" w:hAnsi="Times New Roman" w:cs="Times New Roman"/>
+        </w:rPr>
+        <w:t>a</w:t>
+      </w:r>
+      <w:r>
+        <w:rPr>
+          <w:rFonts w:ascii="Times New Roman" w:hAnsi="Times New Roman" w:cs="Times New Roman"/>
+        </w:rPr>
+        <w:t xml:space="preserve"> friendly </w:t>
+      </w:r>
+      <w:r>
+        <w:rPr>
+          <w:rFonts w:ascii="Times New Roman" w:hAnsi="Times New Roman" w:cs="Times New Roman"/>
+        </w:rPr>
+        <w:t>environment in office hours and</w:t>
+      </w:r>
+      <w:r>
+        <w:rPr>
+          <w:rFonts w:ascii="Times New Roman" w:hAnsi="Times New Roman" w:cs="Times New Roman"/>
+        </w:rPr>
+        <w:t>, when students have difficulty with homework problems,</w:t>
+      </w:r>
+      <w:r>
+        <w:rPr>
+          <w:rFonts w:ascii="Times New Roman" w:hAnsi="Times New Roman" w:cs="Times New Roman"/>
+        </w:rPr>
+        <w:t xml:space="preserve"> helped </w:t>
+      </w:r>
+      <w:r>
+        <w:rPr>
+          <w:rFonts w:ascii="Times New Roman" w:hAnsi="Times New Roman" w:cs="Times New Roman"/>
+        </w:rPr>
+        <w:t>them</w:t>
+      </w:r>
+      <w:r>
+        <w:rPr>
+          <w:rFonts w:ascii="Times New Roman" w:hAnsi="Times New Roman" w:cs="Times New Roman"/>
+        </w:rPr>
+        <w:t xml:space="preserve"> break down </w:t>
+      </w:r>
+      <w:r>
+        <w:rPr>
+          <w:rFonts w:ascii="Times New Roman" w:hAnsi="Times New Roman" w:cs="Times New Roman"/>
+        </w:rPr>
+        <w:t>the</w:t>
+      </w:r>
+      <w:r>
+        <w:rPr>
+          <w:rFonts w:ascii="Times New Roman" w:hAnsi="Times New Roman" w:cs="Times New Roman"/>
+        </w:rPr>
+        <w:t xml:space="preserve"> problems</w:t>
+      </w:r>
+      <w:r>
+        <w:rPr>
+          <w:rFonts w:ascii="Times New Roman" w:hAnsi="Times New Roman" w:cs="Times New Roman"/>
+        </w:rPr>
+        <w:t xml:space="preserve"> into </w:t>
+      </w:r>
+      <w:r>
+        <w:rPr>
+          <w:rFonts w:ascii="Times New Roman" w:hAnsi="Times New Roman" w:cs="Times New Roman"/>
+        </w:rPr>
+        <w:t>smaller</w:t>
+      </w:r>
+      <w:r>
+        <w:rPr>
+          <w:rFonts w:ascii="Times New Roman" w:hAnsi="Times New Roman" w:cs="Times New Roman"/>
+        </w:rPr>
+        <w:t xml:space="preserve"> steps</w:t>
+      </w:r>
+      <w:r>
+        <w:rPr>
+          <w:rFonts w:ascii="Times New Roman" w:hAnsi="Times New Roman" w:cs="Times New Roman"/>
+        </w:rPr>
+        <w:t xml:space="preserve"> to </w:t>
+      </w:r>
+      <w:r>
+        <w:rPr>
+          <w:rFonts w:ascii="Times New Roman" w:hAnsi="Times New Roman" w:cs="Times New Roman"/>
+        </w:rPr>
+        <w:t>more easily</w:t>
+      </w:r>
+      <w:r>
+        <w:rPr>
+          <w:rFonts w:ascii="Times New Roman" w:hAnsi="Times New Roman" w:cs="Times New Roman"/>
+        </w:rPr>
+        <w:t xml:space="preserve"> </w:t>
+      </w:r>
+      <w:r>
+        <w:rPr>
+          <w:rFonts w:ascii="Times New Roman" w:hAnsi="Times New Roman" w:cs="Times New Roman"/>
+        </w:rPr>
+        <w:t>master</w:t>
+      </w:r>
+      <w:r>
+        <w:rPr>
+          <w:rFonts w:ascii="Times New Roman" w:hAnsi="Times New Roman" w:cs="Times New Roman"/>
+        </w:rPr>
+        <w:t xml:space="preserve"> the concepts</w:t>
+      </w:r>
+      <w:r>
+        <w:rPr>
+          <w:rFonts w:ascii="Times New Roman" w:hAnsi="Times New Roman" w:cs="Times New Roman"/>
+        </w:rPr>
+        <w:t xml:space="preserve">. </w:t>
+      </w:r>
+      <w:r>
+        <w:rPr>
+          <w:rFonts w:ascii="Times New Roman" w:hAnsi="Times New Roman" w:cs="Times New Roman"/>
+        </w:rPr>
+        <w:t>Th</w:t>
+      </w:r>
+      <w:r>
+        <w:rPr>
+          <w:rFonts w:ascii="Times New Roman" w:hAnsi="Times New Roman" w:cs="Times New Roman"/>
+        </w:rPr>
+        <w:t>e</w:t>
+      </w:r>
+      <w:r>
+        <w:rPr>
+          <w:rFonts w:ascii="Times New Roman" w:hAnsi="Times New Roman" w:cs="Times New Roman"/>
+        </w:rPr>
+        <w:t xml:space="preserve"> one-on-one advising experience provided me with a sneak peek of how to mentor junior researchers. </w:t>
+      </w:r>
+      <w:r>
+        <w:rPr>
+          <w:rFonts w:ascii="Times New Roman" w:hAnsi="Times New Roman" w:cs="Times New Roman"/>
+        </w:rPr>
+        <w:t xml:space="preserve">With my </w:t>
+      </w:r>
+      <w:r>
+        <w:rPr>
+          <w:rFonts w:ascii="Times New Roman" w:hAnsi="Times New Roman" w:cs="Times New Roman"/>
+        </w:rPr>
+        <w:t>teaching and advising experience</w:t>
+      </w:r>
+      <w:r>
+        <w:rPr>
+          <w:rFonts w:ascii="Times New Roman" w:hAnsi="Times New Roman" w:cs="Times New Roman"/>
+        </w:rPr>
+        <w:t xml:space="preserve">, </w:t>
       </w:r>
       <w:r>
         <w:rPr>
@@ -784,7 +988,7 @@
         <w:rPr>
           <w:rFonts w:ascii="Times New Roman" w:hAnsi="Times New Roman" w:cs="Times New Roman"/>
         </w:rPr>
-        <w:t xml:space="preserve">Having lived in Winston-Salem for 10 years, every visit feels like homecoming. I truly hope to have an opportunity to discuss </w:t>
+        <w:t xml:space="preserve">Having lived in Winston-Salem for 10 years, every visit feels like homecoming. I hope to have an opportunity to discuss </w:t>
       </w:r>
       <w:r>
         <w:rPr>
